--- a/Task2_Report.docx
+++ b/Task2_Report.docx
@@ -27,27 +27,62 @@
       </w:r>
     </w:p>
     <w:p>
+      <w:pPr>
+        <w:spacing w:after="0" w:line="240" w:lineRule="auto"/>
+      </w:pPr>
       <w:r>
+        <w:rPr>
+          <w:rFonts w:ascii="Times New Roman" w:hAnsi="Times New Roman"/>
+          <w:sz w:val="24"/>
+        </w:rPr>
         <w:t>Submission date: April 12, 2026</w:t>
       </w:r>
     </w:p>
     <w:p>
+      <w:pPr>
+        <w:spacing w:after="0" w:line="240" w:lineRule="auto"/>
+      </w:pPr>
       <w:r>
+        <w:rPr>
+          <w:rFonts w:ascii="Times New Roman" w:hAnsi="Times New Roman"/>
+          <w:sz w:val="24"/>
+        </w:rPr>
         <w:t>NAME: [Your Name Here]</w:t>
       </w:r>
     </w:p>
     <w:p>
+      <w:pPr>
+        <w:spacing w:after="0" w:line="240" w:lineRule="auto"/>
+      </w:pPr>
       <w:r>
+        <w:rPr>
+          <w:rFonts w:ascii="Times New Roman" w:hAnsi="Times New Roman"/>
+          <w:sz w:val="24"/>
+        </w:rPr>
         <w:t>SID: [Your SID Here]</w:t>
       </w:r>
     </w:p>
     <w:p>
+      <w:pPr>
+        <w:spacing w:after="0" w:line="240" w:lineRule="auto"/>
+      </w:pPr>
       <w:r>
+        <w:rPr>
+          <w:rFonts w:ascii="Times New Roman" w:hAnsi="Times New Roman"/>
+          <w:sz w:val="24"/>
+        </w:rPr>
         <w:t>(Please insert the official compulsory declaration statement here on the actual PDF cover page)</w:t>
       </w:r>
     </w:p>
     <w:p>
+      <w:pPr>
+        <w:spacing w:after="0" w:line="240" w:lineRule="auto"/>
+      </w:pPr>
       <w:r>
+        <w:rPr>
+          <w:rFonts w:ascii="Times New Roman" w:hAnsi="Times New Roman"/>
+          <w:sz w:val="24"/>
+        </w:rPr>
         <w:t>---</w:t>
       </w:r>
     </w:p>
@@ -60,12 +95,26 @@
       </w:r>
     </w:p>
     <w:p>
+      <w:pPr>
+        <w:spacing w:after="0" w:line="240" w:lineRule="auto"/>
+      </w:pPr>
       <w:r>
+        <w:rPr>
+          <w:rFonts w:ascii="Times New Roman" w:hAnsi="Times New Roman"/>
+          <w:sz w:val="24"/>
+        </w:rPr>
         <w:t xml:space="preserve">For Task 2, I decided to learn and implement two things that were not covered in our lectures: a Max-Heap (which is a type of Priority Queue) and the Quick Sort algorithm. </w:t>
       </w:r>
     </w:p>
     <w:p>
+      <w:pPr>
+        <w:spacing w:after="0" w:line="240" w:lineRule="auto"/>
+      </w:pPr>
       <w:r>
+        <w:rPr>
+          <w:rFonts w:ascii="Times New Roman" w:hAnsi="Times New Roman"/>
+          <w:sz w:val="24"/>
+        </w:rPr>
         <w:t>Why did I choose these? In Task 1, my program has to read potentially thousands of lines of stock trades from different statement files. If I just used a basic $O(N^2)$ algorithm like Bubble Sort to order them, it would be extremely slow. By self-studying Quick Sort, I could bring that down to $O(N \log N)$. Furthermore, after calculating the profits, I wanted an efficient way to output just the "Top Profitable Stocks" without having to sort the entire final list again. That's where the Max-Heap comes in handy.</w:t>
       </w:r>
     </w:p>
@@ -86,28 +135,52 @@
       </w:r>
     </w:p>
     <w:p>
+      <w:pPr>
+        <w:spacing w:after="0" w:line="240" w:lineRule="auto"/>
+      </w:pPr>
       <w:r>
+        <w:rPr>
+          <w:rFonts w:ascii="Times New Roman" w:hAnsi="Times New Roman"/>
+          <w:sz w:val="24"/>
+        </w:rPr>
         <w:t>A Max-Heap acts like a Priority Queue. It works by treating a standard array like a complete binary tree. The main rule of a Max-Heap is that the parent node must always have a higher or equal value compared to its children. Because of this rule, the very first element (the root) is absolutely always the maximum value in the entire structure.</w:t>
       </w:r>
     </w:p>
     <w:p>
+      <w:pPr>
+        <w:spacing w:after="0" w:line="240" w:lineRule="auto"/>
+      </w:pPr>
       <w:r>
+        <w:rPr>
+          <w:rFonts w:ascii="Times New Roman" w:hAnsi="Times New Roman"/>
+          <w:sz w:val="24"/>
+        </w:rPr>
         <w:t>The methods I built:</w:t>
       </w:r>
     </w:p>
     <w:p>
       <w:pPr>
         <w:pStyle w:val="ListBullet"/>
+        <w:spacing w:after="0" w:line="240" w:lineRule="auto"/>
       </w:pPr>
       <w:r>
+        <w:rPr>
+          <w:rFonts w:ascii="Times New Roman" w:hAnsi="Times New Roman"/>
+          <w:sz w:val="24"/>
+        </w:rPr>
         <w:t xml:space="preserve">  insert(value): When I add a new item, it goes to the end of the array. Then, I wrote a heapify_up function to make it "climb" the tree until it finds its proper place. This only takes $O(\log N)$ time.</w:t>
       </w:r>
     </w:p>
     <w:p>
       <w:pPr>
         <w:pStyle w:val="ListBullet"/>
+        <w:spacing w:after="0" w:line="240" w:lineRule="auto"/>
       </w:pPr>
       <w:r>
+        <w:rPr>
+          <w:rFonts w:ascii="Times New Roman" w:hAnsi="Times New Roman"/>
+          <w:sz w:val="24"/>
+        </w:rPr>
         <w:t xml:space="preserve">  extract_max(): This method pops off the root (the highest value). It then takes the last element, moves it to the root, and uses a heapify_down function to let it sink back to its correct level. This also runs in $O(\log N)$.</w:t>
       </w:r>
     </w:p>
@@ -120,7 +193,14 @@
       </w:r>
     </w:p>
     <w:p>
+      <w:pPr>
+        <w:spacing w:after="0" w:line="240" w:lineRule="auto"/>
+      </w:pPr>
       <w:r>
+        <w:rPr>
+          <w:rFonts w:ascii="Times New Roman" w:hAnsi="Times New Roman"/>
+          <w:sz w:val="24"/>
+        </w:rPr>
         <w:t>In max_heap.py, I used the Max-Heap to track the profit attribute of each stock position. When the user wants to see the top 5 most profitable stocks, I don't need to do a full expensive sort. I just throw all the positions into the heap, and call extract_max() 5 times. It's much faster ($O(N + K \log N)$ instead of $O(N \log N)$) when dealing with large datasets.</w:t>
       </w:r>
     </w:p>
@@ -141,22 +221,50 @@
       </w:r>
     </w:p>
     <w:p>
+      <w:pPr>
+        <w:spacing w:after="0" w:line="240" w:lineRule="auto"/>
+      </w:pPr>
       <w:r>
+        <w:rPr>
+          <w:rFonts w:ascii="Times New Roman" w:hAnsi="Times New Roman"/>
+          <w:sz w:val="24"/>
+        </w:rPr>
         <w:t>Quick Sort is a "divide-and-conquer" sorting method. Here is how I implemented it in quick_sort.py:</w:t>
       </w:r>
     </w:p>
     <w:p>
+      <w:pPr>
+        <w:spacing w:after="0" w:line="240" w:lineRule="auto"/>
+      </w:pPr>
       <w:r>
+        <w:rPr>
+          <w:rFonts w:ascii="Times New Roman" w:hAnsi="Times New Roman"/>
+          <w:sz w:val="24"/>
+        </w:rPr>
         <w:t>1.  Pivot Selection: I choose an element (usually the last one in the target range) to act as the "pivot".</w:t>
       </w:r>
     </w:p>
     <w:p>
+      <w:pPr>
+        <w:spacing w:after="0" w:line="240" w:lineRule="auto"/>
+      </w:pPr>
       <w:r>
+        <w:rPr>
+          <w:rFonts w:ascii="Times New Roman" w:hAnsi="Times New Roman"/>
+          <w:sz w:val="24"/>
+        </w:rPr>
         <w:t xml:space="preserve">2.  Partitioning: I loop through the array. If an element is smaller than the pivot, it gets swapped to the left side. If it's larger, it stays on the right. </w:t>
       </w:r>
     </w:p>
     <w:p>
+      <w:pPr>
+        <w:spacing w:after="0" w:line="240" w:lineRule="auto"/>
+      </w:pPr>
       <w:r>
+        <w:rPr>
+          <w:rFonts w:ascii="Times New Roman" w:hAnsi="Times New Roman"/>
+          <w:sz w:val="24"/>
+        </w:rPr>
         <w:t>3.  Recursion: Now the pivot is in its exact final sorted position. I then recursively call Quick Sort on the left chunk and the right chunk.</w:t>
       </w:r>
     </w:p>
@@ -171,24 +279,39 @@
     <w:p>
       <w:pPr>
         <w:pStyle w:val="ListBullet"/>
+        <w:spacing w:after="0" w:line="240" w:lineRule="auto"/>
       </w:pPr>
       <w:r>
+        <w:rPr>
+          <w:rFonts w:ascii="Times New Roman" w:hAnsi="Times New Roman"/>
+          <w:sz w:val="24"/>
+        </w:rPr>
         <w:t xml:space="preserve">  Average Time Complexity ($O(N \log N)$): If the pivot roughly halves the array each time, the depth of the recursive tree is $\log N$, and scanning each level takes $N$ operations.</w:t>
       </w:r>
     </w:p>
     <w:p>
       <w:pPr>
         <w:pStyle w:val="ListBullet"/>
+        <w:spacing w:after="0" w:line="240" w:lineRule="auto"/>
       </w:pPr>
       <w:r>
+        <w:rPr>
+          <w:rFonts w:ascii="Times New Roman" w:hAnsi="Times New Roman"/>
+          <w:sz w:val="24"/>
+        </w:rPr>
         <w:t xml:space="preserve">  Worst Time Complexity ($O(N^2)$): This happens if the array is already sorted (because the pivot doesn't divide the work evenly).</w:t>
       </w:r>
     </w:p>
     <w:p>
       <w:pPr>
         <w:pStyle w:val="ListBullet"/>
+        <w:spacing w:after="0" w:line="240" w:lineRule="auto"/>
       </w:pPr>
       <w:r>
+        <w:rPr>
+          <w:rFonts w:ascii="Times New Roman" w:hAnsi="Times New Roman"/>
+          <w:sz w:val="24"/>
+        </w:rPr>
         <w:t xml:space="preserve">  Space Complexity ($O(\log N)$): Since it sorts the items *in-place* by swapping them directly in the array, it barely needs any extra memory besides the recursive call stack.</w:t>
       </w:r>
     </w:p>
@@ -201,7 +324,14 @@
       </w:r>
     </w:p>
     <w:p>
+      <w:pPr>
+        <w:spacing w:after="0" w:line="240" w:lineRule="auto"/>
+      </w:pPr>
       <w:r>
+        <w:rPr>
+          <w:rFonts w:ascii="Times New Roman" w:hAnsi="Times New Roman"/>
+          <w:sz w:val="24"/>
+        </w:rPr>
         <w:t>When pulling transactions from multiple files, the dates are completely mixed up. Before I can calculate average costs and profits correctly, the trades absolutely have to be in chronological order. My quick_sort.py takes the unsorted lists of trades and rapidly orders them by their parsed Date objects so the financial math logic in Task 1 works perfectly.</w:t>
       </w:r>
     </w:p>
@@ -214,12 +344,26 @@
       </w:r>
     </w:p>
     <w:p>
+      <w:pPr>
+        <w:spacing w:after="0" w:line="240" w:lineRule="auto"/>
+      </w:pPr>
       <w:r>
+        <w:rPr>
+          <w:rFonts w:ascii="Times New Roman" w:hAnsi="Times New Roman"/>
+          <w:sz w:val="24"/>
+        </w:rPr>
         <w:t>1. Please execute python3 main.py using Python 3 via the console.</w:t>
       </w:r>
     </w:p>
     <w:p>
+      <w:pPr>
+        <w:spacing w:after="0" w:line="240" w:lineRule="auto"/>
+      </w:pPr>
       <w:r>
+        <w:rPr>
+          <w:rFonts w:ascii="Times New Roman" w:hAnsi="Times New Roman"/>
+          <w:sz w:val="24"/>
+        </w:rPr>
         <w:t>2. The interactive script parses and sorts multiple statements executing Quick Sort under the hood. Subsequently, Max-Heap triggers implicitly for calculating and publishing the "Top Profitable Stocks" dynamically.</w:t>
       </w:r>
     </w:p>
@@ -234,29 +378,51 @@
     <w:p>
       <w:pPr>
         <w:pStyle w:val="ListBullet"/>
+        <w:spacing w:after="0" w:line="240" w:lineRule="auto"/>
       </w:pPr>
       <w:r>
+        <w:rPr>
+          <w:rFonts w:ascii="Times New Roman" w:hAnsi="Times New Roman"/>
+          <w:sz w:val="24"/>
+        </w:rPr>
         <w:t xml:space="preserve">  GitHub Repository: [Insert your GitHub Link Here]</w:t>
       </w:r>
     </w:p>
     <w:p>
       <w:pPr>
         <w:pStyle w:val="ListBullet"/>
+        <w:spacing w:after="0" w:line="240" w:lineRule="auto"/>
       </w:pPr>
       <w:r>
+        <w:rPr>
+          <w:rFonts w:ascii="Times New Roman" w:hAnsi="Times New Roman"/>
+          <w:sz w:val="24"/>
+        </w:rPr>
         <w:t xml:space="preserve">  5-Minute Intro Video: [Insert your Video Link Here]</w:t>
       </w:r>
     </w:p>
     <w:p>
       <w:pPr>
         <w:pStyle w:val="ListBullet"/>
+        <w:spacing w:after="0" w:line="240" w:lineRule="auto"/>
       </w:pPr>
       <w:r>
+        <w:rPr>
+          <w:rFonts w:ascii="Times New Roman" w:hAnsi="Times New Roman"/>
+          <w:sz w:val="24"/>
+        </w:rPr>
         <w:t xml:space="preserve">  Generative AI: Large Language Models were consulted for reviewing ADT concepts securely and optimizing basic Markdown report structures.</w:t>
       </w:r>
     </w:p>
     <w:p>
+      <w:pPr>
+        <w:spacing w:after="0" w:line="240" w:lineRule="auto"/>
+      </w:pPr>
       <w:r>
+        <w:rPr>
+          <w:rFonts w:ascii="Times New Roman" w:hAnsi="Times New Roman"/>
+          <w:sz w:val="24"/>
+        </w:rPr>
         <w:t>---</w:t>
       </w:r>
     </w:p>
@@ -269,13 +435,20 @@
       </w:r>
     </w:p>
     <w:p>
+      <w:pPr>
+        <w:spacing w:after="0" w:line="240" w:lineRule="auto"/>
+      </w:pPr>
       <w:r>
+        <w:rPr>
+          <w:rFonts w:ascii="Times New Roman" w:hAnsi="Times New Roman"/>
+          <w:sz w:val="24"/>
+        </w:rPr>
         <w:t>*(Place your time complexity analysis charts, program screenshots, code demonstrations, and structural logs here)*</w:t>
       </w:r>
     </w:p>
     <w:sectPr>
-      <w:pgSz w:w="12240" w:h="15840"/>
-      <w:pgMar w:top="1440" w:right="1800" w:bottom="1440" w:left="1800" w:header="720" w:footer="720" w:gutter="0"/>
+      <w:pgSz w:w="11906" w:h="16838"/>
+      <w:pgMar w:top="1440" w:right="1440" w:bottom="1440" w:left="1440" w:header="720" w:footer="720" w:gutter="0"/>
       <w:cols w:space="720"/>
       <w:docGrid w:linePitch="360"/>
     </w:sectPr>
@@ -646,6 +819,13 @@
     <w:name w:val="Normal"/>
     <w:qFormat/>
     <w:rsid w:val="00FC693F"/>
+    <w:pPr>
+      <w:spacing w:after="0" w:line="240" w:lineRule="auto"/>
+    </w:pPr>
+    <w:rPr>
+      <w:rFonts w:ascii="Times New Roman" w:hAnsi="Times New Roman"/>
+      <w:sz w:val="24"/>
+    </w:rPr>
   </w:style>
   <w:style w:type="paragraph" w:styleId="Header">
     <w:name w:val="header"/>
@@ -702,15 +882,15 @@
     <w:pPr>
       <w:keepNext/>
       <w:keepLines/>
-      <w:spacing w:before="480" w:after="0"/>
+      <w:spacing w:before="240" w:after="120"/>
       <w:outlineLvl w:val="0"/>
     </w:pPr>
     <w:rPr>
-      <w:rFonts w:asciiTheme="majorHAnsi" w:eastAsiaTheme="majorEastAsia" w:hAnsiTheme="majorHAnsi" w:cstheme="majorBidi"/>
+      <w:rFonts w:asciiTheme="majorHAnsi" w:eastAsiaTheme="majorEastAsia" w:hAnsiTheme="majorHAnsi" w:cstheme="majorBidi" w:ascii="Times New Roman" w:hAnsi="Times New Roman"/>
       <w:b/>
       <w:bCs/>
-      <w:color w:val="365F91" w:themeColor="accent1" w:themeShade="BF"/>
-      <w:sz w:val="28"/>
+      <w:color w:val="000000"/>
+      <w:sz w:val="32"/>
       <w:szCs w:val="28"/>
     </w:rPr>
   </w:style>
@@ -726,15 +906,15 @@
     <w:pPr>
       <w:keepNext/>
       <w:keepLines/>
-      <w:spacing w:before="200" w:after="0"/>
+      <w:spacing w:before="240" w:after="120"/>
       <w:outlineLvl w:val="1"/>
     </w:pPr>
     <w:rPr>
-      <w:rFonts w:asciiTheme="majorHAnsi" w:eastAsiaTheme="majorEastAsia" w:hAnsiTheme="majorHAnsi" w:cstheme="majorBidi"/>
+      <w:rFonts w:asciiTheme="majorHAnsi" w:eastAsiaTheme="majorEastAsia" w:hAnsiTheme="majorHAnsi" w:cstheme="majorBidi" w:ascii="Times New Roman" w:hAnsi="Times New Roman"/>
       <w:b/>
       <w:bCs/>
-      <w:color w:val="4F81BD" w:themeColor="accent1"/>
-      <w:sz w:val="26"/>
+      <w:color w:val="000000"/>
+      <w:sz w:val="28"/>
       <w:szCs w:val="26"/>
     </w:rPr>
   </w:style>
@@ -750,14 +930,15 @@
     <w:pPr>
       <w:keepNext/>
       <w:keepLines/>
-      <w:spacing w:before="200" w:after="0"/>
+      <w:spacing w:before="240" w:after="120"/>
       <w:outlineLvl w:val="2"/>
     </w:pPr>
     <w:rPr>
-      <w:rFonts w:asciiTheme="majorHAnsi" w:eastAsiaTheme="majorEastAsia" w:hAnsiTheme="majorHAnsi" w:cstheme="majorBidi"/>
+      <w:rFonts w:asciiTheme="majorHAnsi" w:eastAsiaTheme="majorEastAsia" w:hAnsiTheme="majorHAnsi" w:cstheme="majorBidi" w:ascii="Times New Roman" w:hAnsi="Times New Roman"/>
       <w:b/>
       <w:bCs/>
-      <w:color w:val="4F81BD" w:themeColor="accent1"/>
+      <w:color w:val="000000"/>
+      <w:sz w:val="24"/>
     </w:rPr>
   </w:style>
   <w:style w:type="paragraph" w:styleId="Heading4">
